--- a/word_reports/LP_0376_위치_245_Wham!_Make It Big.docx
+++ b/word_reports/LP_0376_위치_245_Wham!_Make It Big.docx
@@ -4,7 +4,7 @@
   <w:body>
     <w:p>
       <w:pPr>
-        <w:spacing w:after="280"/>
+        <w:spacing w:after="80"/>
       </w:pPr>
       <w:r>
         <w:rPr w:rFonts="맑은 고딕">
@@ -13,94 +13,47 @@
           <w:color w:val="1E3A8A"/>
           <w:sz w:val="30"/>
         </w:rPr>
-        <w:t>[245] Wham! - Make It Big</w:t>
+        <w:t>Wham! (왐!) - Make It Big</w:t>
       </w:r>
     </w:p>
     <w:p>
       <w:pPr>
-        <w:spacing w:after="320"/>
+        <w:spacing w:after="240"/>
       </w:pPr>
       <w:r>
         <w:rPr w:rFonts="맑은 고딕">
           <w:rFonts w:ascii="맑은 고딕" w:hAnsi="맑은 고딕" w:eastAsia="맑은 고딕"/>
           <w:b/>
-          <w:sz w:val="20"/>
+          <w:color w:val="4B5563"/>
+          <w:sz w:val="22"/>
         </w:rPr>
-        <w:t>■ 위치 : 245</w:t>
-        <w:br/>
-      </w:r>
-      <w:r>
-        <w:rPr w:rFonts="맑은 고딕">
-          <w:rFonts w:ascii="맑은 고딕" w:hAnsi="맑은 고딕" w:eastAsia="맑은 고딕"/>
-          <w:b/>
-          <w:sz w:val="20"/>
-        </w:rPr>
-        <w:t>■ 아티스트 : Wham!</w:t>
-        <w:br/>
-      </w:r>
-      <w:r>
-        <w:rPr w:rFonts="맑은 고딕">
-          <w:rFonts w:ascii="맑은 고딕" w:hAnsi="맑은 고딕" w:eastAsia="맑은 고딕"/>
-          <w:b/>
-          <w:sz w:val="20"/>
-        </w:rPr>
-        <w:t>■ 앨범명 : Make It Big</w:t>
-        <w:br/>
-      </w:r>
-      <w:r>
-        <w:rPr w:rFonts="맑은 고딕">
-          <w:rFonts w:ascii="맑은 고딕" w:hAnsi="맑은 고딕" w:eastAsia="맑은 고딕"/>
-          <w:b w:val="0"/>
-          <w:sz w:val="20"/>
-        </w:rPr>
-        <w:t>■ 음반 레이블 : Epic Records / Columbia Records</w:t>
-        <w:br/>
-      </w:r>
-      <w:r>
-        <w:rPr w:rFonts="맑은 고딕">
-          <w:rFonts w:ascii="맑은 고딕" w:hAnsi="맑은 고딕" w:eastAsia="맑은 고딕"/>
-          <w:b w:val="0"/>
-          <w:sz w:val="20"/>
-        </w:rPr>
-        <w:t>■ 발매년도 : 1984</w:t>
-        <w:br/>
-      </w:r>
-      <w:r>
-        <w:rPr w:rFonts="맑은 고딕">
-          <w:rFonts w:ascii="맑은 고딕" w:hAnsi="맑은 고딕" w:eastAsia="맑은 고딕"/>
-          <w:b w:val="0"/>
-          <w:sz w:val="20"/>
-        </w:rPr>
-        <w:t>■ 장르 : 댄스 팝(Dance-Pop), 블루아이드 소울(Blue-Eyed Soul), 신스팝(Synth-Pop)</w:t>
-        <w:br/>
-      </w:r>
-      <w:r>
-        <w:rPr w:rFonts="맑은 고딕">
-          <w:rFonts w:ascii="맑은 고딕" w:hAnsi="맑은 고딕" w:eastAsia="맑은 고딕"/>
-          <w:b w:val="0"/>
-          <w:sz w:val="20"/>
-        </w:rPr>
-        <w:t>■ 주요 수록곡 : 1. Wake Me Up Before You Go-Go</w:t>
-        <w:br/>
+        <w:t>위치 :  245</w:t>
       </w:r>
     </w:p>
     <w:p>
       <w:pPr>
-        <w:spacing w:after="160"/>
+        <w:spacing w:line="324" w:lineRule="auto" w:before="80" w:after="160"/>
       </w:pPr>
       <w:r>
         <w:rPr w:rFonts="맑은 고딕">
           <w:rFonts w:ascii="맑은 고딕" w:hAnsi="맑은 고딕" w:eastAsia="맑은 고딕"/>
           <w:b/>
           <w:color w:val="1F2937"/>
-          <w:sz w:val="24"/>
+          <w:sz w:val="22"/>
         </w:rPr>
-        <w:t>■ 음반 해설 및 감상 가이드</w:t>
+        <w:t xml:space="preserve">[음반 소개] </w:t>
+      </w:r>
+      <w:r>
+        <w:rPr w:rFonts="맑은 고딕">
+          <w:rFonts w:ascii="맑은 고딕" w:hAnsi="맑은 고딕" w:eastAsia="맑은 고딕"/>
+          <w:b w:val="0"/>
+          <w:sz w:val="21"/>
+        </w:rPr>
       </w:r>
     </w:p>
     <w:p>
       <w:pPr>
-        <w:spacing w:line="312" w:lineRule="auto" w:after="120"/>
+        <w:spacing w:line="324" w:lineRule="auto" w:after="120"/>
       </w:pPr>
       <w:r>
         <w:rPr w:rFonts="맑은 고딕">
@@ -108,51 +61,516 @@
           <w:b w:val="0"/>
           <w:sz w:val="21"/>
         </w:rPr>
-        <w:t>1980년대 팝 음악사의 가장 화려한 순간을 상징하는 왬!(Wham!)의 두 번째 정규 앨범 &lt;Make It Big&gt;은, 앨범명 그대로 영국을 넘어 전 세계 음악 시장을 석권하며 이들을 시대를 대표하는 슈퍼스타 반열에 올린 거작입니다. 조지 마이클(George Michael)과 앤드루 리지리(Andrew Ridgeley)가 써 내려간 이 위대한 팝의 서사는 청량한 에너지와 완벽에 가까운 상업적 세련미를 동시에 담아내며, 80년대 청춘의 청사진을 제시했습니다.</w:t>
+        <w:t>1980년대 찬란했던 팝의 황금기, 그 가장 높은 곳에서 눈부신 청춘의 숨결을 토해내던 왐!(Wham!)의 두 번째 스튜디오 앨범입니다. 청량한 틴에이지 팝의 경계를 훌쩍 뛰어넘어 모타운 소울의 우아한 혈통과 감각적인 멜로디 감각을 온전히 담아내며, 팝 음악이 도달할 수 있는 가장 우아하고도 완벽한 대중적 미학을 성취해 냈습니다. 조지 마이클이라는 세기의 천재 송라이터가 피워 올린 비범한 선율들은 바이닐의 소리골을 타고 흐르며, 반세기 가까운 시간이 흐른 지금까지도 가슴 벅찬 낭만과 아련한 향수를 선사합니다. 순수했던 열정과 성숙한 고독이 교차하는 지점에서 탄생한 이 음반은 대중음악사에 불멸의 금자탑으로 영원히 빛나고 있습니다.</w:t>
       </w:r>
     </w:p>
     <w:p>
       <w:pPr>
-        <w:spacing w:line="312" w:lineRule="auto" w:after="120"/>
+        <w:spacing w:line="324" w:lineRule="auto" w:before="200" w:after="80"/>
       </w:pPr>
+      <w:r>
+        <w:rPr w:rFonts="맑은 고딕">
+          <w:rFonts w:ascii="맑은 고딕" w:hAnsi="맑은 고딕" w:eastAsia="맑은 고딕"/>
+          <w:b/>
+          <w:color w:val="1E3A8A"/>
+          <w:sz w:val="24"/>
+        </w:rPr>
+        <w:t>1. 음반 데이터</w:t>
+      </w:r>
+    </w:p>
+    <w:p>
+      <w:pPr>
+        <w:spacing w:line="324" w:lineRule="auto" w:after="80"/>
+      </w:pPr>
+      <w:r>
+        <w:rPr w:rFonts="맑은 고딕">
+          <w:rFonts w:ascii="맑은 고딕" w:hAnsi="맑은 고딕" w:eastAsia="맑은 고딕"/>
+          <w:b w:val="0"/>
+          <w:color w:val="6B7280"/>
+          <w:sz w:val="21"/>
+        </w:rPr>
+        <w:t xml:space="preserve">· </w:t>
+      </w:r>
+      <w:r>
+        <w:rPr w:rFonts="맑은 고딕">
+          <w:rFonts w:ascii="맑은 고딕" w:hAnsi="맑은 고딕" w:eastAsia="맑은 고딕"/>
+          <w:b/>
+          <w:color w:val="1F2937"/>
+          <w:sz w:val="21"/>
+        </w:rPr>
+        <w:t xml:space="preserve">앨범명: </w:t>
+      </w:r>
       <w:r>
         <w:rPr w:rFonts="맑은 고딕">
           <w:rFonts w:ascii="맑은 고딕" w:hAnsi="맑은 고딕" w:eastAsia="맑은 고딕"/>
           <w:b w:val="0"/>
           <w:sz w:val="21"/>
         </w:rPr>
-        <w:t>이 앨범은 청년 조지 마이클의천재적인 송라이팅 능력과 프로듀싱 감각이 만개한 결정체입니다. 그는 1960년대 모타운(Motown) 사운드의 유기적인 리듬감과 미국 흑인 음악의 소울풀한 감성을 영국적인 감각의 팝 멜로디와 완벽하게 결합해 냈습니다. 이로 인해 단순한 틴에이저 아이돌 음반을 넘어, 블루아이드 소울의 명작이자 팝 음악학적으로도 매우 정교하게 조율된 수작으로 평가받습니다.</w:t>
+        <w:t>Make It Big</w:t>
       </w:r>
     </w:p>
     <w:p>
       <w:pPr>
-        <w:spacing w:line="312" w:lineRule="auto" w:after="120"/>
+        <w:spacing w:line="324" w:lineRule="auto" w:after="80"/>
       </w:pPr>
+      <w:r>
+        <w:rPr w:rFonts="맑은 고딕">
+          <w:rFonts w:ascii="맑은 고딕" w:hAnsi="맑은 고딕" w:eastAsia="맑은 고딕"/>
+          <w:b w:val="0"/>
+          <w:color w:val="6B7280"/>
+          <w:sz w:val="21"/>
+        </w:rPr>
+        <w:t xml:space="preserve">· </w:t>
+      </w:r>
+      <w:r>
+        <w:rPr w:rFonts="맑은 고딕">
+          <w:rFonts w:ascii="맑은 고딕" w:hAnsi="맑은 고딕" w:eastAsia="맑은 고딕"/>
+          <w:b/>
+          <w:color w:val="1F2937"/>
+          <w:sz w:val="21"/>
+        </w:rPr>
+        <w:t xml:space="preserve">아티스트: </w:t>
+      </w:r>
       <w:r>
         <w:rPr w:rFonts="맑은 고딕">
           <w:rFonts w:ascii="맑은 고딕" w:hAnsi="맑은 고딕" w:eastAsia="맑은 고딕"/>
           <w:b w:val="0"/>
           <w:sz w:val="21"/>
         </w:rPr>
-        <w:t>수록곡의 면면은 팝 역사상 가장 강렬한 하이라이트로 채워져 있습니다. 앨범의 시작을 알리는 'Wake Me Up Before You Go-Go'는 경쾌한 브라스와 폭발적인 멜로디로 시대를 초월한 활력을 선사하며, 불후의 발라드 'Careless Whisper'는 애잔한 색소폰 리프와 조지 마이클의 유려하고 호소력 짙은 보컬이 어우러져 절정의 감성을 더합니다. 또한, 어둡고 세련된 신스 팝의 정수를 보여주는 'Everything She Wants'와 세련된 리듬감이 돋보이는 'Freedom'은 이 앨범이 가진 다채로운 음악적 스펙트럼을 증명합니다.</w:t>
+        <w:t>Wham! (왐!)</w:t>
       </w:r>
     </w:p>
     <w:p>
       <w:pPr>
-        <w:spacing w:line="312" w:lineRule="auto" w:after="120"/>
+        <w:spacing w:line="324" w:lineRule="auto" w:after="80"/>
       </w:pPr>
+      <w:r>
+        <w:rPr w:rFonts="맑은 고딕">
+          <w:rFonts w:ascii="맑은 고딕" w:hAnsi="맑은 고딕" w:eastAsia="맑은 고딕"/>
+          <w:b w:val="0"/>
+          <w:color w:val="6B7280"/>
+          <w:sz w:val="21"/>
+        </w:rPr>
+        <w:t xml:space="preserve">· </w:t>
+      </w:r>
+      <w:r>
+        <w:rPr w:rFonts="맑은 고딕">
+          <w:rFonts w:ascii="맑은 고딕" w:hAnsi="맑은 고딕" w:eastAsia="맑은 고딕"/>
+          <w:b/>
+          <w:color w:val="1F2937"/>
+          <w:sz w:val="21"/>
+        </w:rPr>
+        <w:t xml:space="preserve">발매 정보: </w:t>
+      </w:r>
       <w:r>
         <w:rPr w:rFonts="맑은 고딕">
           <w:rFonts w:ascii="맑은 고딕" w:hAnsi="맑은 고딕" w:eastAsia="맑은 고딕"/>
           <w:b w:val="0"/>
           <w:sz w:val="21"/>
         </w:rPr>
-        <w:t>LP LP 아날로그 음반으로 감상하는 &lt;Make It Big&gt;은 80년대 특유의 풍성한 아날로그 신디사이저 레이어와 리드미컬한 베이스라인을 더욱 입체적이고 따뜻한 질감으로 전달합니다. 화려한 팝 멜로디 뒤에 숨겨진 입체적인 악기 편성과 조지 마이클의 감미로우면서도 힘 있는 보컬 성량을 오롯이 느끼며, 팝 음악이 선사할 수 있는 가장 찬란하고 순수한 즐거움을 경험해 보시길 권합니다.</w:t>
+        <w:t>1984년 10월 에픽 레코드(Epic Records)를 통해 발매되었으며, 런던과 프랑스 남부의 스튜디오를 오가며 조지 마이클의 전방위적인 프로듀싱 하에 완성된 기념비적인 명반입니다.</w:t>
+      </w:r>
+    </w:p>
+    <w:p>
+      <w:pPr>
+        <w:spacing w:line="324" w:lineRule="auto" w:after="80"/>
+      </w:pPr>
+      <w:r>
+        <w:rPr w:rFonts="맑은 고딕">
+          <w:rFonts w:ascii="맑은 고딕" w:hAnsi="맑은 고딕" w:eastAsia="맑은 고딕"/>
+          <w:b w:val="0"/>
+          <w:color w:val="6B7280"/>
+          <w:sz w:val="21"/>
+        </w:rPr>
+        <w:t xml:space="preserve">· </w:t>
+      </w:r>
+      <w:r>
+        <w:rPr w:rFonts="맑은 고딕">
+          <w:rFonts w:ascii="맑은 고딕" w:hAnsi="맑은 고딕" w:eastAsia="맑은 고딕"/>
+          <w:b/>
+          <w:color w:val="1F2937"/>
+          <w:sz w:val="21"/>
+        </w:rPr>
+        <w:t xml:space="preserve">LP 인기도(판매량): </w:t>
+      </w:r>
+      <w:r>
+        <w:rPr w:rFonts="맑은 고딕">
+          <w:rFonts w:ascii="맑은 고딕" w:hAnsi="맑은 고딕" w:eastAsia="맑은 고딕"/>
+          <w:b w:val="0"/>
+          <w:sz w:val="21"/>
+        </w:rPr>
+        <w:t>미국 빌보드 200 차트 1위와 영국 오피셜 앨범 차트 1위를 동시에 석권하였고, 미국 내에서만 600만 장(6× 플래티넘), 전 세계적으로 1,000만 장 이상의 경이적인 판매고를 기록하며 전 지구적인 신드롬을 일으켰습니다.</w:t>
+      </w:r>
+    </w:p>
+    <w:p>
+      <w:pPr>
+        <w:spacing w:line="324" w:lineRule="auto" w:after="80"/>
+      </w:pPr>
+      <w:r>
+        <w:rPr w:rFonts="맑은 고딕">
+          <w:rFonts w:ascii="맑은 고딕" w:hAnsi="맑은 고딕" w:eastAsia="맑은 고딕"/>
+          <w:b w:val="0"/>
+          <w:color w:val="6B7280"/>
+          <w:sz w:val="21"/>
+        </w:rPr>
+        <w:t xml:space="preserve">· </w:t>
+      </w:r>
+      <w:r>
+        <w:rPr w:rFonts="맑은 고딕">
+          <w:rFonts w:ascii="맑은 고딕" w:hAnsi="맑은 고딕" w:eastAsia="맑은 고딕"/>
+          <w:b/>
+          <w:color w:val="1F2937"/>
+          <w:sz w:val="21"/>
+        </w:rPr>
+        <w:t xml:space="preserve">각종 수상경력: </w:t>
+      </w:r>
+      <w:r>
+        <w:rPr w:rFonts="맑은 고딕">
+          <w:rFonts w:ascii="맑은 고딕" w:hAnsi="맑은 고딕" w:eastAsia="맑은 고딕"/>
+          <w:b w:val="0"/>
+          <w:sz w:val="21"/>
+        </w:rPr>
+        <w:t>1985년 브릿 어워드(Brit Awards) 최우수 영국 그룹(Best British Group) 수상 및 다수의 아메리칸 뮤직 어워드를 석권하였으며, 싱글 세 곡이 빌보드 핫 100 1위에 오르는 전무후무한 대기록을 공인받았습니다.</w:t>
+      </w:r>
+    </w:p>
+    <w:p>
+      <w:pPr>
+        <w:spacing w:line="324" w:lineRule="auto" w:before="200" w:after="80"/>
+      </w:pPr>
+      <w:r>
+        <w:rPr w:rFonts="맑은 고딕">
+          <w:rFonts w:ascii="맑은 고딕" w:hAnsi="맑은 고딕" w:eastAsia="맑은 고딕"/>
+          <w:b/>
+          <w:color w:val="1E3A8A"/>
+          <w:sz w:val="24"/>
+        </w:rPr>
+        <w:t>2. 아티스트 정보</w:t>
+      </w:r>
+    </w:p>
+    <w:p>
+      <w:pPr>
+        <w:spacing w:line="324" w:lineRule="auto" w:after="80"/>
+      </w:pPr>
+      <w:r>
+        <w:rPr w:rFonts="맑은 고딕">
+          <w:rFonts w:ascii="맑은 고딕" w:hAnsi="맑은 고딕" w:eastAsia="맑은 고딕"/>
+          <w:b w:val="0"/>
+          <w:color w:val="6B7280"/>
+          <w:sz w:val="21"/>
+        </w:rPr>
+        <w:t xml:space="preserve">· </w:t>
+      </w:r>
+      <w:r>
+        <w:rPr w:rFonts="맑은 고딕">
+          <w:rFonts w:ascii="맑은 고딕" w:hAnsi="맑은 고딕" w:eastAsia="맑은 고딕"/>
+          <w:b/>
+          <w:color w:val="1F2937"/>
+          <w:sz w:val="21"/>
+        </w:rPr>
+        <w:t xml:space="preserve">국적: </w:t>
+      </w:r>
+      <w:r>
+        <w:rPr w:rFonts="맑은 고딕">
+          <w:rFonts w:ascii="맑은 고딕" w:hAnsi="맑은 고딕" w:eastAsia="맑은 고딕"/>
+          <w:b w:val="0"/>
+          <w:sz w:val="21"/>
+        </w:rPr>
+        <w:t>영국 (United Kingdom)</w:t>
+      </w:r>
+    </w:p>
+    <w:p>
+      <w:pPr>
+        <w:spacing w:line="324" w:lineRule="auto" w:after="80"/>
+      </w:pPr>
+      <w:r>
+        <w:rPr w:rFonts="맑은 고딕">
+          <w:rFonts w:ascii="맑은 고딕" w:hAnsi="맑은 고딕" w:eastAsia="맑은 고딕"/>
+          <w:b w:val="0"/>
+          <w:color w:val="6B7280"/>
+          <w:sz w:val="21"/>
+        </w:rPr>
+        <w:t xml:space="preserve">· </w:t>
+      </w:r>
+      <w:r>
+        <w:rPr w:rFonts="맑은 고딕">
+          <w:rFonts w:ascii="맑은 고딕" w:hAnsi="맑은 고딕" w:eastAsia="맑은 고딕"/>
+          <w:b/>
+          <w:color w:val="1F2937"/>
+          <w:sz w:val="21"/>
+        </w:rPr>
+        <w:t xml:space="preserve">생몰년도: </w:t>
+      </w:r>
+      <w:r>
+        <w:rPr w:rFonts="맑은 고딕">
+          <w:rFonts w:ascii="맑은 고딕" w:hAnsi="맑은 고딕" w:eastAsia="맑은 고딕"/>
+          <w:b w:val="0"/>
+          <w:sz w:val="21"/>
+        </w:rPr>
+        <w:t>1981년 결성 ~ 1986년 해체 (조지 마이클: 1963년 ~ 2016년 / 앤드루 리즐리: 1963년 출생)</w:t>
+      </w:r>
+    </w:p>
+    <w:p>
+      <w:pPr>
+        <w:spacing w:line="324" w:lineRule="auto" w:after="80"/>
+      </w:pPr>
+      <w:r>
+        <w:rPr w:rFonts="맑은 고딕">
+          <w:rFonts w:ascii="맑은 고딕" w:hAnsi="맑은 고딕" w:eastAsia="맑은 고딕"/>
+          <w:b w:val="0"/>
+          <w:color w:val="6B7280"/>
+          <w:sz w:val="21"/>
+        </w:rPr>
+        <w:t xml:space="preserve">· </w:t>
+      </w:r>
+      <w:r>
+        <w:rPr w:rFonts="맑은 고딕">
+          <w:rFonts w:ascii="맑은 고딕" w:hAnsi="맑은 고딕" w:eastAsia="맑은 고딕"/>
+          <w:b/>
+          <w:color w:val="1F2937"/>
+          <w:sz w:val="21"/>
+        </w:rPr>
+        <w:t xml:space="preserve">그룹 소속: </w:t>
+      </w:r>
+      <w:r>
+        <w:rPr w:rFonts="맑은 고딕">
+          <w:rFonts w:ascii="맑은 고딕" w:hAnsi="맑은 고딕" w:eastAsia="맑은 고딕"/>
+          <w:b w:val="0"/>
+          <w:sz w:val="21"/>
+        </w:rPr>
+        <w:t>팝 듀오</w:t>
+      </w:r>
+    </w:p>
+    <w:p>
+      <w:pPr>
+        <w:spacing w:line="324" w:lineRule="auto" w:after="80"/>
+      </w:pPr>
+      <w:r>
+        <w:rPr w:rFonts="맑은 고딕">
+          <w:rFonts w:ascii="맑은 고딕" w:hAnsi="맑은 고딕" w:eastAsia="맑은 고딕"/>
+          <w:b w:val="0"/>
+          <w:color w:val="6B7280"/>
+          <w:sz w:val="21"/>
+        </w:rPr>
+        <w:t xml:space="preserve">· </w:t>
+      </w:r>
+      <w:r>
+        <w:rPr w:rFonts="맑은 고딕">
+          <w:rFonts w:ascii="맑은 고딕" w:hAnsi="맑은 고딕" w:eastAsia="맑은 고딕"/>
+          <w:b/>
+          <w:color w:val="1F2937"/>
+          <w:sz w:val="21"/>
+        </w:rPr>
+        <w:t xml:space="preserve">아티스트 소개: </w:t>
+      </w:r>
+      <w:r>
+        <w:rPr w:rFonts="맑은 고딕">
+          <w:rFonts w:ascii="맑은 고딕" w:hAnsi="맑은 고딕" w:eastAsia="맑은 고딕"/>
+          <w:b w:val="0"/>
+          <w:sz w:val="21"/>
+        </w:rPr>
+        <w:t>조지 마이클과 앤드루 리즐리의 운명적인 만남으로 결성된 왐!은 경쾌한 댄스 팝과 깊이 있는 블루아이드 소울을 절묘하게 결합하여 80년대 팝 문화를 단숨에 재편한 독보적인 듀오입니다. 서구 대중음악가 최초로 중국 공연을 성사시키는 등 냉전 시대의 장벽마저 허물었던 이들은, 단순한 아이돌의 외피를 벗고 탁월한 음악성으로 시대의 거대한 아이콘이 되었습니다.</w:t>
+      </w:r>
+    </w:p>
+    <w:p>
+      <w:pPr>
+        <w:spacing w:line="324" w:lineRule="auto" w:before="200" w:after="80"/>
+      </w:pPr>
+      <w:r>
+        <w:rPr w:rFonts="맑은 고딕">
+          <w:rFonts w:ascii="맑은 고딕" w:hAnsi="맑은 고딕" w:eastAsia="맑은 고딕"/>
+          <w:b/>
+          <w:color w:val="1E3A8A"/>
+          <w:sz w:val="24"/>
+        </w:rPr>
+        <w:t>3. 음반 상세 분석</w:t>
+      </w:r>
+    </w:p>
+    <w:p>
+      <w:pPr>
+        <w:spacing w:line="324" w:lineRule="auto" w:after="80"/>
+      </w:pPr>
+      <w:r>
+        <w:rPr w:rFonts="맑은 고딕">
+          <w:rFonts w:ascii="맑은 고딕" w:hAnsi="맑은 고딕" w:eastAsia="맑은 고딕"/>
+          <w:b w:val="0"/>
+          <w:color w:val="6B7280"/>
+          <w:sz w:val="21"/>
+        </w:rPr>
+        <w:t xml:space="preserve">· </w:t>
+      </w:r>
+      <w:r>
+        <w:rPr w:rFonts="맑은 고딕">
+          <w:rFonts w:ascii="맑은 고딕" w:hAnsi="맑은 고딕" w:eastAsia="맑은 고딕"/>
+          <w:b/>
+          <w:color w:val="1F2937"/>
+          <w:sz w:val="21"/>
+        </w:rPr>
+        <w:t xml:space="preserve">역사적 위치: </w:t>
+      </w:r>
+      <w:r>
+        <w:rPr w:rFonts="맑은 고딕">
+          <w:rFonts w:ascii="맑은 고딕" w:hAnsi="맑은 고딕" w:eastAsia="맑은 고딕"/>
+          <w:b w:val="0"/>
+          <w:sz w:val="21"/>
+        </w:rPr>
+        <w:t>80년대 뉴웨이브와 신스팝의 범람 속에서 전통적인 소울 그루브와 어쿠스틱 악기 편곡을 절묘하게 조화시킨 수작으로 평가받습니다. 틴팝 듀오로 시작했던 왐!이 음악적 성숙을 입증함과 동시에 조지 마이클이 훗날 팝 역사상 가장 위대한 솔로 아티스트 중 한 명으로 비상하게 되는 결정적인 교두보 역할을 한 음반입니다.</w:t>
+      </w:r>
+    </w:p>
+    <w:p>
+      <w:pPr>
+        <w:spacing w:line="324" w:lineRule="auto" w:after="80"/>
+      </w:pPr>
+      <w:r>
+        <w:rPr w:rFonts="맑은 고딕">
+          <w:rFonts w:ascii="맑은 고딕" w:hAnsi="맑은 고딕" w:eastAsia="맑은 고딕"/>
+          <w:b w:val="0"/>
+          <w:color w:val="6B7280"/>
+          <w:sz w:val="21"/>
+        </w:rPr>
+        <w:t xml:space="preserve">· </w:t>
+      </w:r>
+      <w:r>
+        <w:rPr w:rFonts="맑은 고딕">
+          <w:rFonts w:ascii="맑은 고딕" w:hAnsi="맑은 고딕" w:eastAsia="맑은 고딕"/>
+          <w:b/>
+          <w:color w:val="1F2937"/>
+          <w:sz w:val="21"/>
+        </w:rPr>
+        <w:t xml:space="preserve">시대의 흔적(스토리텔링): </w:t>
+      </w:r>
+      <w:r>
+        <w:rPr w:rFonts="맑은 고딕">
+          <w:rFonts w:ascii="맑은 고딕" w:hAnsi="맑은 고딕" w:eastAsia="맑은 고딕"/>
+          <w:b w:val="0"/>
+          <w:sz w:val="21"/>
+        </w:rPr>
+        <w:t>MTV의 폭발적인 성장과 더불어 시각과 청각이 하나로 결합되던 1984년의 낙관주의와 젊은이들의 에너지를 생생하게 투영하고 있습니다. 화려한 네온사인 아래 춤추던 청춘들의 해맑은 미소 이면에, 성인이 되어가며 마주하는 사랑의 찰나와 상실의 아픔을 서정적인 멜로디에 담아 시대의 감수성을 완벽히 포착해 냈습니다.</w:t>
+      </w:r>
+    </w:p>
+    <w:p>
+      <w:pPr>
+        <w:spacing w:line="324" w:lineRule="auto" w:before="200" w:after="80"/>
+      </w:pPr>
+      <w:r>
+        <w:rPr w:rFonts="맑은 고딕">
+          <w:rFonts w:ascii="맑은 고딕" w:hAnsi="맑은 고딕" w:eastAsia="맑은 고딕"/>
+          <w:b/>
+          <w:color w:val="1E3A8A"/>
+          <w:sz w:val="24"/>
+        </w:rPr>
+        <w:t>4. 주요 수록곡 및 감상 제언</w:t>
+      </w:r>
+    </w:p>
+    <w:p>
+      <w:pPr>
+        <w:spacing w:line="324" w:lineRule="auto" w:after="80"/>
+      </w:pPr>
+      <w:r>
+        <w:rPr w:rFonts="맑은 고딕">
+          <w:rFonts w:ascii="맑은 고딕" w:hAnsi="맑은 고딕" w:eastAsia="맑은 고딕"/>
+          <w:b w:val="0"/>
+          <w:color w:val="6B7280"/>
+          <w:sz w:val="21"/>
+        </w:rPr>
+        <w:t xml:space="preserve">· </w:t>
+      </w:r>
+      <w:r>
+        <w:rPr w:rFonts="맑은 고딕">
+          <w:rFonts w:ascii="맑은 고딕" w:hAnsi="맑은 고딕" w:eastAsia="맑은 고딕"/>
+          <w:b/>
+          <w:color w:val="1F2937"/>
+          <w:sz w:val="21"/>
+        </w:rPr>
+        <w:t xml:space="preserve">주요 수록곡 특징: </w:t>
+      </w:r>
+      <w:r>
+        <w:rPr w:rFonts="맑은 고딕">
+          <w:rFonts w:ascii="맑은 고딕" w:hAnsi="맑은 고딕" w:eastAsia="맑은 고딕"/>
+          <w:b w:val="0"/>
+          <w:sz w:val="21"/>
+        </w:rPr>
+        <w:t>경쾌한 박수 소리와 모타운 사운드의 활력으로 전 세계를 춤추게 만든 'Wake Me Up Before You Go-Go', 팝 역사상 가장 매혹적인 색소폰 인트로와 비단결 같은 보컬이 애절함을 자아내는 세기의 명발라드 'Careless Whisper', 미니멀한 신스 베이스라인과 차가운 그루브 위로 성숙한 고뇌를 노래한 'Everything She Wants', 찬란한 브라스와 리듬감이 돋보이는 'Freedom' 등 버릴 곡이 없는 완성도를 자랑합니다.</w:t>
+      </w:r>
+    </w:p>
+    <w:p>
+      <w:pPr>
+        <w:spacing w:line="324" w:lineRule="auto" w:after="80"/>
+      </w:pPr>
+      <w:r>
+        <w:rPr w:rFonts="맑은 고딕">
+          <w:rFonts w:ascii="맑은 고딕" w:hAnsi="맑은 고딕" w:eastAsia="맑은 고딕"/>
+          <w:b w:val="0"/>
+          <w:color w:val="6B7280"/>
+          <w:sz w:val="21"/>
+        </w:rPr>
+        <w:t xml:space="preserve">· </w:t>
+      </w:r>
+      <w:r>
+        <w:rPr w:rFonts="맑은 고딕">
+          <w:rFonts w:ascii="맑은 고딕" w:hAnsi="맑은 고딕" w:eastAsia="맑은 고딕"/>
+          <w:b/>
+          <w:color w:val="1F2937"/>
+          <w:sz w:val="21"/>
+        </w:rPr>
+        <w:t xml:space="preserve">빈티지 감상 제언: </w:t>
+      </w:r>
+      <w:r>
+        <w:rPr w:rFonts="맑은 고딕">
+          <w:rFonts w:ascii="맑은 고딕" w:hAnsi="맑은 고딕" w:eastAsia="맑은 고딕"/>
+          <w:b w:val="0"/>
+          <w:sz w:val="21"/>
+        </w:rPr>
+        <w:t>LP 특유의 두툼하고 따뜻한 질감은 이 음반의 매력을 극대화합니다. 턴테이블의 바늘이 얹어지는 순간 진공관 앰프를 통해 배어 나오는 'Careless Whisper'의 색소폰 잔향과 묵직한 아날로그 베이스는 디지털 음원에서는 결코 체감할 수 없는 농밀한 공간감과 가슴 저릿한 현장감을 선사합니다.</w:t>
+      </w:r>
+    </w:p>
+    <w:p>
+      <w:pPr>
+        <w:spacing w:line="324" w:lineRule="auto" w:after="80"/>
+      </w:pPr>
+      <w:r>
+        <w:rPr w:rFonts="맑은 고딕">
+          <w:rFonts w:ascii="맑은 고딕" w:hAnsi="맑은 고딕" w:eastAsia="맑은 고딕"/>
+          <w:b w:val="0"/>
+          <w:color w:val="6B7280"/>
+          <w:sz w:val="21"/>
+        </w:rPr>
+        <w:t xml:space="preserve">· </w:t>
+      </w:r>
+      <w:r>
+        <w:rPr w:rFonts="맑은 고딕">
+          <w:rFonts w:ascii="맑은 고딕" w:hAnsi="맑은 고딕" w:eastAsia="맑은 고딕"/>
+          <w:b/>
+          <w:color w:val="1F2937"/>
+          <w:sz w:val="21"/>
+        </w:rPr>
+        <w:t xml:space="preserve">소장 가치: </w:t>
+      </w:r>
+      <w:r>
+        <w:rPr w:rFonts="맑은 고딕">
+          <w:rFonts w:ascii="맑은 고딕" w:hAnsi="맑은 고딕" w:eastAsia="맑은 고딕"/>
+          <w:b w:val="0"/>
+          <w:sz w:val="21"/>
+        </w:rPr>
+        <w:t>대중음악사에서 가장 눈부셨던 한 시절을 완벽하게 증명하는 물리적 유산입니다. 시대를 초월한 명곡들이 오리지널 마스터링의 숨결로 보존된 이 LP는 클래식과 팝을 아우르는 모든 오디오파일과 음악 애호가의 컬렉션에서 영원히 빛날 귀중한 보물입니다.</w:t>
+      </w:r>
+    </w:p>
+    <w:p>
+      <w:pPr>
+        <w:spacing w:line="324" w:lineRule="auto" w:after="120" w:before="160"/>
+      </w:pPr>
+      <w:r>
+        <w:rPr w:rFonts="맑은 고딕">
+          <w:rFonts w:ascii="맑은 고딕" w:hAnsi="맑은 고딕" w:eastAsia="맑은 고딕"/>
+          <w:b/>
+          <w:color w:val="4338CA"/>
+          <w:sz w:val="21"/>
+        </w:rPr>
+        <w:t>이 음반을 통해 찬란했던 80년대의 낭만과 조지 마이클의 서정적인 선율이 전해주는 감동을 다시 한번 경험해 보시는 것은 어떨까요?</w:t>
       </w:r>
     </w:p>
     <w:sectPr>
       <w:pgSz w:w="12240" w:h="15840"/>
-      <w:pgMar w:top="1440" w:right="1440" w:bottom="1440" w:left="1440" w:header="720" w:footer="720" w:gutter="0"/>
+      <w:pgMar w:top="1152" w:right="1296" w:bottom="1152" w:left="1296" w:header="720" w:footer="720" w:gutter="0"/>
       <w:cols w:space="720"/>
       <w:docGrid w:linePitch="360"/>
     </w:sectPr>

--- a/word_reports/LP_0376_위치_245_Wham!_Make It Big.docx
+++ b/word_reports/LP_0376_위치_245_Wham!_Make It Big.docx
@@ -32,7 +32,7 @@
     </w:p>
     <w:p>
       <w:pPr>
-        <w:spacing w:line="324" w:lineRule="auto" w:before="80" w:after="160"/>
+        <w:spacing w:line="324" w:lineRule="auto" w:before="80" w:after="120"/>
       </w:pPr>
       <w:r>
         <w:rPr w:rFonts="맑은 고딕">
@@ -42,13 +42,6 @@
           <w:sz w:val="22"/>
         </w:rPr>
         <w:t xml:space="preserve">[음반 소개] </w:t>
-      </w:r>
-      <w:r>
-        <w:rPr w:rFonts="맑은 고딕">
-          <w:rFonts w:ascii="맑은 고딕" w:hAnsi="맑은 고딕" w:eastAsia="맑은 고딕"/>
-          <w:b w:val="0"/>
-          <w:sz w:val="21"/>
-        </w:rPr>
       </w:r>
     </w:p>
     <w:p>
@@ -61,7 +54,33 @@
           <w:b w:val="0"/>
           <w:sz w:val="21"/>
         </w:rPr>
-        <w:t>1980년대 찬란했던 팝의 황금기, 그 가장 높은 곳에서 눈부신 청춘의 숨결을 토해내던 왐!(Wham!)의 두 번째 스튜디오 앨범입니다. 청량한 틴에이지 팝의 경계를 훌쩍 뛰어넘어 모타운 소울의 우아한 혈통과 감각적인 멜로디 감각을 온전히 담아내며, 팝 음악이 도달할 수 있는 가장 우아하고도 완벽한 대중적 미학을 성취해 냈습니다. 조지 마이클이라는 세기의 천재 송라이터가 피워 올린 비범한 선율들은 바이닐의 소리골을 타고 흐르며, 반세기 가까운 시간이 흐른 지금까지도 가슴 벅찬 낭만과 아련한 향수를 선사합니다. 순수했던 열정과 성숙한 고독이 교차하는 지점에서 탄생한 이 음반은 대중음악사에 불멸의 금자탑으로 영원히 빛나고 있습니다.</w:t>
+        <w:t>1980년대 중반, 눈부시게 찬란했던 팝의 황금기를 상징하는 앨범을 단 하나만 꼽아야 한다면 조지 마이클(George Michael)과 앤드루 리즐리(Andrew Ridgeley)가 결성한 듀오 왐!(Wham!)의 두 번째 스튜디오 앨범 《Make It Big》은 결코 빠질 수 없는 걸작입니다. 1984년 발표된 이 음반은 그야말로 제목이 예견했던 것처럼 두 청년을 일약 전 세계 대중음악계의 정점으로 도약시켰습니다. 청춘의 싱그러운 활력과 감각적인 멜로디 감각, 그리고 무엇보다 조지 마이클이라는 천재적인 싱어송라이터의 완숙한 음악적 비전이 응축되어 탄생한 이 작품은 80년대 신스팝과 소울풀한 백인 팝 음악이 도달할 수 있는 가장 우아하고도 찬연한 정점을 제시합니다.</w:t>
+      </w:r>
+    </w:p>
+    <w:p>
+      <w:pPr>
+        <w:spacing w:line="324" w:lineRule="auto" w:after="120"/>
+      </w:pPr>
+      <w:r>
+        <w:rPr w:rFonts="맑은 고딕">
+          <w:rFonts w:ascii="맑은 고딕" w:hAnsi="맑은 고딕" w:eastAsia="맑은 고딕"/>
+          <w:b w:val="0"/>
+          <w:sz w:val="21"/>
+        </w:rPr>
+        <w:t>음반의 전편을 관통하는 것은 단순한 틴에이저 팝의 경쾌함을 훌쩍 뛰어넘는 모타운 사운드와 블루아이드 소울에 대한 깊은 경의입니다. 조지 마이클은 풋풋한 청춘의 열락을 노래하면서도, 그 이면에 자리한 쓸쓸한 사랑의 환멸과 고독의 그림자를 기막히게 포착해 내었습니다. 그가 직조해 낸 선율들은 한없이 밝은 햇살처럼 부서지다가도, 돌연 서늘한 밤의 독백으로 침잠하며 듣는 이의 심금을 울립니다. 이 음반은 청춘이란 단순히 거침없는 에너지만이 아니라, 상처받기 쉬운 여린 감수성과 실연의 비애까지 포용하는 복합적인 계절임을 탁월한 음악적 화법으로 증명해 냈습니다.</w:t>
+      </w:r>
+    </w:p>
+    <w:p>
+      <w:pPr>
+        <w:spacing w:line="324" w:lineRule="auto" w:after="120"/>
+      </w:pPr>
+      <w:r>
+        <w:rPr w:rFonts="맑은 고딕">
+          <w:rFonts w:ascii="맑은 고딕" w:hAnsi="맑은 고딕" w:eastAsia="맑은 고딕"/>
+          <w:b w:val="0"/>
+          <w:sz w:val="21"/>
+        </w:rPr>
+        <w:t>또한 《Make It Big》은 서구 팝 음악 역사상 최초로 1985년 냉전의 장벽을 넘어 중국 대륙에서 역사적인 콘서트를 성사시키는 문화적 교두보 역할을 수행하기도 했습니다. 이는 이 앨범이 지닌 대중적 파급력이 단순히 영미권에 국한된 상업적 성공에 그치지 않고, 국경과 이념을 초월하여 온 인류의 가슴을 두드린 보편적 낭만이었음을 웅변합니다. 세월이 반세기를 향해 흘러가는 오늘날에도 바이닐의 그루브 위에 바늘을 얹는 순간 되살아나는 그 풍성한 브라스와 서정적인 색소폰, 그리고 조지 마이클의 낭랑하면서도 애절한 보이스는 여전히 바래지 않는 영원의 청춘을 우리에게 선사하고 있습니다.</w:t>
       </w:r>
     </w:p>
     <w:p>
@@ -168,7 +187,7 @@
           <w:b w:val="0"/>
           <w:sz w:val="21"/>
         </w:rPr>
-        <w:t>1984년 10월 에픽 레코드(Epic Records)를 통해 발매되었으며, 런던과 프랑스 남부의 스튜디오를 오가며 조지 마이클의 전방위적인 프로듀싱 하에 완성된 기념비적인 명반입니다.</w:t>
+        <w:t>1984년 10월 23일 발매(에픽/콜롬비아 레코드). 조지 마이클이 전곡의 작사, 작곡 및 프로듀싱을 주도하며 틴팝 아이돌의 한계를 벗고 독자적인 음악적 거장으로 발돋움한 기념비적 정규 2집 앨범입니다.</w:t>
       </w:r>
     </w:p>
     <w:p>
@@ -199,7 +218,7 @@
           <w:b w:val="0"/>
           <w:sz w:val="21"/>
         </w:rPr>
-        <w:t>미국 빌보드 200 차트 1위와 영국 오피셜 앨범 차트 1위를 동시에 석권하였고, 미국 내에서만 600만 장(6× 플래티넘), 전 세계적으로 1,000만 장 이상의 경이적인 판매고를 기록하며 전 지구적인 신드롬을 일으켰습니다.</w:t>
+        <w:t>영국 앨범 차트 및 미국 빌보드 200 차트 동시 1위를 석권하였으며, 미국 내에서만 600만 장 이상(6× Platinum), 전 세계적으로 1,000만 장 이상의 경이적인 판매고를 기록하며 1980년대를 대표하는 메가 히트 앨범으로 자리매김했습니다.</w:t>
       </w:r>
     </w:p>
     <w:p>
@@ -230,7 +249,7 @@
           <w:b w:val="0"/>
           <w:sz w:val="21"/>
         </w:rPr>
-        <w:t>1985년 브릿 어워드(Brit Awards) 최우수 영국 그룹(Best British Group) 수상 및 다수의 아메리칸 뮤직 어워드를 석권하였으며, 싱글 세 곡이 빌보드 핫 100 1위에 오르는 전무후무한 대기록을 공인받았습니다.</w:t>
+        <w:t>1985년 브릿 어워드(Brit Awards) '최우수 영국 그룹(Best British Group)' 수상, 수록곡 "Careless Whisper"와 "Wake Me Up Before You Go-Go"로 아메리칸 뮤직 어워드 및 그래미 어워드 노미네이트 등 음악성과 대중성을 완벽히 공인받았습니다.</w:t>
       </w:r>
     </w:p>
     <w:p>
@@ -306,7 +325,7 @@
           <w:b w:val="0"/>
           <w:sz w:val="21"/>
         </w:rPr>
-        <w:t>1981년 결성 ~ 1986년 해체 (조지 마이클: 1963년 ~ 2016년 / 앤드루 리즐리: 1963년 출생)</w:t>
+        <w:t>1981년 결성 ~ 1986년 해체 (조지 마이클: 1963년 6월 25일 ~ 2016년 12월 25일 / 앤드루 리즐리: 1963년 1월 26일 ~ 현재)</w:t>
       </w:r>
     </w:p>
     <w:p>
@@ -337,7 +356,7 @@
           <w:b w:val="0"/>
           <w:sz w:val="21"/>
         </w:rPr>
-        <w:t>팝 듀오</w:t>
+        <w:t>팝/소울 남성 듀오 (Duo)</w:t>
       </w:r>
     </w:p>
     <w:p>
@@ -368,7 +387,7 @@
           <w:b w:val="0"/>
           <w:sz w:val="21"/>
         </w:rPr>
-        <w:t>조지 마이클과 앤드루 리즐리의 운명적인 만남으로 결성된 왐!은 경쾌한 댄스 팝과 깊이 있는 블루아이드 소울을 절묘하게 결합하여 80년대 팝 문화를 단숨에 재편한 독보적인 듀오입니다. 서구 대중음악가 최초로 중국 공연을 성사시키는 등 냉전 시대의 장벽마저 허물었던 이들은, 단순한 아이돌의 외피를 벗고 탁월한 음악성으로 시대의 거대한 아이콘이 되었습니다.</w:t>
+        <w:t>조지 마이클의 천재적인 송라이팅 및 탁월한 보컬 역량과 앤드루 리즐리의 감각적인 무대 연출 및 패션 감각이 결합하여 1980년대 팝 음악계를 뒤흔든 전설적인 듀오입니다. 흑인 음악의 소울풀한 그루브를 가장 세련된 브리티시 팝의 어법으로 승화시키며 후대 팝 아티스트들에게 지대한 영향을 미쳤습니다.</w:t>
       </w:r>
     </w:p>
     <w:p>
@@ -413,7 +432,7 @@
           <w:b w:val="0"/>
           <w:sz w:val="21"/>
         </w:rPr>
-        <w:t>80년대 뉴웨이브와 신스팝의 범람 속에서 전통적인 소울 그루브와 어쿠스틱 악기 편곡을 절묘하게 조화시킨 수작으로 평가받습니다. 틴팝 듀오로 시작했던 왐!이 음악적 성숙을 입증함과 동시에 조지 마이클이 훗날 팝 역사상 가장 위대한 솔로 아티스트 중 한 명으로 비상하게 되는 결정적인 교두보 역할을 한 음반입니다.</w:t>
+        <w:t>80년대 뉴웨이브와 신스팝의 기조 속에서 정통 모타운 소울과 R&amp;B의 유산을 완벽하게 융화시킨 팝 음악사의 마스터피스입니다. 조지 마이클이라는 세기의 뮤지션이 만개하는 분기점이 되었으며, 대중음악이 예술적 완성도와 상업적 파괴력을 동시에 극대화할 수 있음을 증명한 앨범입니다.</w:t>
       </w:r>
     </w:p>
     <w:p>
@@ -444,7 +463,7 @@
           <w:b w:val="0"/>
           <w:sz w:val="21"/>
         </w:rPr>
-        <w:t>MTV의 폭발적인 성장과 더불어 시각과 청각이 하나로 결합되던 1984년의 낙관주의와 젊은이들의 에너지를 생생하게 투영하고 있습니다. 화려한 네온사인 아래 춤추던 청춘들의 해맑은 미소 이면에, 성인이 되어가며 마주하는 사랑의 찰나와 상실의 아픔을 서정적인 멜로디에 담아 시대의 감수성을 완벽히 포착해 냈습니다.</w:t>
+        <w:t>MTV의 개국과 함께 시각적 미학이 극대화되던 1980년대의 화려한 청춘 문화, 네온사인 아래 반짝이던 젊은 날의 해방감과 사랑의 열병이 고스란히 투영되어 있습니다. 특히 1985년 베이징 인민대회당 공연을 통해 죽의 장벽을 허물었던 사건은 이 음반이 지닌 시대적 상징성을 가장 극적으로 대변합니다.</w:t>
       </w:r>
     </w:p>
     <w:p>
@@ -489,7 +508,130 @@
           <w:b w:val="0"/>
           <w:sz w:val="21"/>
         </w:rPr>
-        <w:t>경쾌한 박수 소리와 모타운 사운드의 활력으로 전 세계를 춤추게 만든 'Wake Me Up Before You Go-Go', 팝 역사상 가장 매혹적인 색소폰 인트로와 비단결 같은 보컬이 애절함을 자아내는 세기의 명발라드 'Careless Whisper', 미니멀한 신스 베이스라인과 차가운 그루브 위로 성숙한 고뇌를 노래한 'Everything She Wants', 찬란한 브라스와 리듬감이 돋보이는 'Freedom' 등 버릴 곡이 없는 완성도를 자랑합니다.</w:t>
+      </w:r>
+    </w:p>
+    <w:p>
+      <w:pPr>
+        <w:spacing w:line="324" w:lineRule="auto" w:after="80"/>
+      </w:pPr>
+      <w:r>
+        <w:rPr w:rFonts="맑은 고딕">
+          <w:rFonts w:ascii="맑은 고딕" w:hAnsi="맑은 고딕" w:eastAsia="맑은 고딕"/>
+          <w:b w:val="0"/>
+          <w:color w:val="6B7280"/>
+          <w:sz w:val="21"/>
+        </w:rPr>
+        <w:t xml:space="preserve">· </w:t>
+      </w:r>
+      <w:r>
+        <w:rPr w:rFonts="맑은 고딕">
+          <w:rFonts w:ascii="맑은 고딕" w:hAnsi="맑은 고딕" w:eastAsia="맑은 고딕"/>
+          <w:b/>
+          <w:color w:val="1F2937"/>
+          <w:sz w:val="21"/>
+        </w:rPr>
+        <w:t xml:space="preserve">"Wake Me Up Before You Go-Go": </w:t>
+      </w:r>
+      <w:r>
+        <w:rPr w:rFonts="맑은 고딕">
+          <w:rFonts w:ascii="맑은 고딕" w:hAnsi="맑은 고딕" w:eastAsia="맑은 고딕"/>
+          <w:b w:val="0"/>
+          <w:sz w:val="21"/>
+        </w:rPr>
+        <w:t>터질 듯한 혼 섹션과 생동감 넘치는 보컬이 빚어내는 모타운 풍의 에너지가 압권인 불멸의 업템포 댄스 넘버.</w:t>
+      </w:r>
+    </w:p>
+    <w:p>
+      <w:pPr>
+        <w:spacing w:line="324" w:lineRule="auto" w:after="80"/>
+      </w:pPr>
+      <w:r>
+        <w:rPr w:rFonts="맑은 고딕">
+          <w:rFonts w:ascii="맑은 고딕" w:hAnsi="맑은 고딕" w:eastAsia="맑은 고딕"/>
+          <w:b w:val="0"/>
+          <w:color w:val="6B7280"/>
+          <w:sz w:val="21"/>
+        </w:rPr>
+        <w:t xml:space="preserve">· </w:t>
+      </w:r>
+      <w:r>
+        <w:rPr w:rFonts="맑은 고딕">
+          <w:rFonts w:ascii="맑은 고딕" w:hAnsi="맑은 고딕" w:eastAsia="맑은 고딕"/>
+          <w:b/>
+          <w:color w:val="1F2937"/>
+          <w:sz w:val="21"/>
+        </w:rPr>
+        <w:t xml:space="preserve">"Careless Whisper": </w:t>
+      </w:r>
+      <w:r>
+        <w:rPr w:rFonts="맑은 고딕">
+          <w:rFonts w:ascii="맑은 고딕" w:hAnsi="맑은 고딕" w:eastAsia="맑은 고딕"/>
+          <w:b w:val="0"/>
+          <w:sz w:val="21"/>
+        </w:rPr>
+        <w:t>애잔하면서도 농밀한 색소폰 인트로와 조지 마이클의 비단결 같은 가성이 실연의 비극을 처연하도록 아름답게 형상화한 시대의 팝 발라드 명곡.</w:t>
+      </w:r>
+    </w:p>
+    <w:p>
+      <w:pPr>
+        <w:spacing w:line="324" w:lineRule="auto" w:after="80"/>
+      </w:pPr>
+      <w:r>
+        <w:rPr w:rFonts="맑은 고딕">
+          <w:rFonts w:ascii="맑은 고딕" w:hAnsi="맑은 고딕" w:eastAsia="맑은 고딕"/>
+          <w:b w:val="0"/>
+          <w:color w:val="6B7280"/>
+          <w:sz w:val="21"/>
+        </w:rPr>
+        <w:t xml:space="preserve">· </w:t>
+      </w:r>
+      <w:r>
+        <w:rPr w:rFonts="맑은 고딕">
+          <w:rFonts w:ascii="맑은 고딕" w:hAnsi="맑은 고딕" w:eastAsia="맑은 고딕"/>
+          <w:b/>
+          <w:color w:val="1F2937"/>
+          <w:sz w:val="21"/>
+        </w:rPr>
+        <w:t xml:space="preserve">"Everything She Wants": </w:t>
+      </w:r>
+      <w:r>
+        <w:rPr w:rFonts="맑은 고딕">
+          <w:rFonts w:ascii="맑은 고딕" w:hAnsi="맑은 고딕" w:eastAsia="맑은 고딕"/>
+          <w:b w:val="0"/>
+          <w:sz w:val="21"/>
+        </w:rPr>
+        <w:t>세련된 신시사이저 리듬 위에 물질만능주의와 관계의 파탄을 날카롭게 직조해 낸 지적인 펑크(Funk) 트랙.</w:t>
+      </w:r>
+    </w:p>
+    <w:p>
+      <w:pPr>
+        <w:spacing w:line="324" w:lineRule="auto" w:after="80"/>
+      </w:pPr>
+      <w:r>
+        <w:rPr w:rFonts="맑은 고딕">
+          <w:rFonts w:ascii="맑은 고딕" w:hAnsi="맑은 고딕" w:eastAsia="맑은 고딕"/>
+          <w:b w:val="0"/>
+          <w:color w:val="6B7280"/>
+          <w:sz w:val="21"/>
+        </w:rPr>
+        <w:t xml:space="preserve">· </w:t>
+      </w:r>
+      <w:r>
+        <w:rPr w:rFonts="맑은 고딕">
+          <w:rFonts w:ascii="맑은 고딕" w:hAnsi="맑은 고딕" w:eastAsia="맑은 고딕"/>
+          <w:b/>
+          <w:color w:val="1F2937"/>
+          <w:sz w:val="21"/>
+        </w:rPr>
+        <w:t xml:space="preserve">"Freedom": </w:t>
+      </w:r>
+      <w:r>
+        <w:rPr w:rFonts="맑은 고딕">
+          <w:rFonts w:ascii="맑은 고딕" w:hAnsi="맑은 고딕" w:eastAsia="맑은 고딕"/>
+          <w:b w:val="0"/>
+          <w:sz w:val="21"/>
+        </w:rPr>
+        <w:t>낭만적인 청량함과 질주감이 돋보이는 왐! 특유의 찬란한 멜로디 라인을 담은 클래식 팝.</w:t>
       </w:r>
     </w:p>
     <w:p>
@@ -520,7 +662,7 @@
           <w:b w:val="0"/>
           <w:sz w:val="21"/>
         </w:rPr>
-        <w:t>LP 특유의 두툼하고 따뜻한 질감은 이 음반의 매력을 극대화합니다. 턴테이블의 바늘이 얹어지는 순간 진공관 앰프를 통해 배어 나오는 'Careless Whisper'의 색소폰 잔향과 묵직한 아날로그 베이스는 디지털 음원에서는 결코 체감할 수 없는 농밀한 공간감과 가슴 저릿한 현장감을 선사합니다.</w:t>
+        <w:t>턴테이블의 카트리지가 바이닐의 소리골을 지날 때 울려 퍼지는 풍부한 중저역의 베이스라인과 브라스의 금속성 잔향은 디지털 음원에서는 결코 맛볼 수 없는 따뜻한 온기를 품고 있습니다. 진공관 앰프를 통해 전달되는 "Careless Whisper"의 고독한 색소폰 호흡과 보컬의 숨결은 리스닝 룸 전체를 80년대 심야의 아날로그 낭만으로 가득 채워줍니다.</w:t>
       </w:r>
     </w:p>
     <w:p>
@@ -551,7 +693,7 @@
           <w:b w:val="0"/>
           <w:sz w:val="21"/>
         </w:rPr>
-        <w:t>대중음악사에서 가장 눈부셨던 한 시절을 완벽하게 증명하는 물리적 유산입니다. 시대를 초월한 명곡들이 오리지널 마스터링의 숨결로 보존된 이 LP는 클래식과 팝을 아우르는 모든 오디오파일과 음악 애호가의 컬렉션에서 영원히 빛날 귀중한 보물입니다.</w:t>
+        <w:t>대중음악의 전성기를 담아낸 역사적 기념비이자, 요절한 거장 조지 마이클의 가장 눈부신 청년 시절의 혼이 깃든 앨범입니다. 음반 커버 디자인부터 사운드의 마스터링까지 소장하는 것만으로도 LP 황금기의 감촉을 온전히 소유하게 만드는 바이닐 컬렉터의 필수 기본 소장반입니다.</w:t>
       </w:r>
     </w:p>
     <w:p>
@@ -565,7 +707,7 @@
           <w:color w:val="4338CA"/>
           <w:sz w:val="21"/>
         </w:rPr>
-        <w:t>이 음반을 통해 찬란했던 80년대의 낭만과 조지 마이클의 서정적인 선율이 전해주는 감동을 다시 한번 경험해 보시는 것은 어떨까요?</w:t>
+        <w:t>이 음반을 통해 화려했던 1980년대 청춘의 심장 박동과 시대를 초월해 가슴을 적시는 아날로그의 서정적 울림이 전해주는 감동을 다시 한번 경험해 보시는 것은 어떨까요?</w:t>
       </w:r>
     </w:p>
     <w:sectPr>
